--- a/word_reports/LP_0134_위치_343_Édith Piaf_The Best of Ch.docx
+++ b/word_reports/LP_0134_위치_343_Édith Piaf_The Best of Ch.docx
@@ -4,7 +4,7 @@
   <w:body>
     <w:p>
       <w:pPr>
-        <w:spacing w:after="280"/>
+        <w:spacing w:after="80"/>
       </w:pPr>
       <w:r>
         <w:rPr w:rFonts="맑은 고딕">
@@ -13,94 +13,47 @@
           <w:color w:val="1E3A8A"/>
           <w:sz w:val="30"/>
         </w:rPr>
-        <w:t>[343] Édith Piaf - The Best of Chansons</w:t>
+        <w:t>Édith Piaf (에디트 피아프) - The Best of Chansons</w:t>
       </w:r>
     </w:p>
     <w:p>
       <w:pPr>
-        <w:spacing w:after="320"/>
+        <w:spacing w:after="240"/>
       </w:pPr>
       <w:r>
         <w:rPr w:rFonts="맑은 고딕">
           <w:rFonts w:ascii="맑은 고딕" w:hAnsi="맑은 고딕" w:eastAsia="맑은 고딕"/>
           <w:b/>
-          <w:sz w:val="20"/>
+          <w:color w:val="4B5563"/>
+          <w:sz w:val="22"/>
         </w:rPr>
-        <w:t>■ 위치 : 343</w:t>
-        <w:br/>
-      </w:r>
-      <w:r>
-        <w:rPr w:rFonts="맑은 고딕">
-          <w:rFonts w:ascii="맑은 고딕" w:hAnsi="맑은 고딕" w:eastAsia="맑은 고딕"/>
-          <w:b/>
-          <w:sz w:val="20"/>
-        </w:rPr>
-        <w:t>■ 아티스트 : Édith Piaf</w:t>
-        <w:br/>
-      </w:r>
-      <w:r>
-        <w:rPr w:rFonts="맑은 고딕">
-          <w:rFonts w:ascii="맑은 고딕" w:hAnsi="맑은 고딕" w:eastAsia="맑은 고딕"/>
-          <w:b/>
-          <w:sz w:val="20"/>
-        </w:rPr>
-        <w:t>■ 앨범명 : The Best of Chansons</w:t>
-        <w:br/>
-      </w:r>
-      <w:r>
-        <w:rPr w:rFonts="맑은 고딕">
-          <w:rFonts w:ascii="맑은 고딕" w:hAnsi="맑은 고딕" w:eastAsia="맑은 고딕"/>
-          <w:b w:val="0"/>
-          <w:sz w:val="20"/>
-        </w:rPr>
-        <w:t>■ 음반 레이블 : Columbia Records</w:t>
-        <w:br/>
-      </w:r>
-      <w:r>
-        <w:rPr w:rFonts="맑은 고딕">
-          <w:rFonts w:ascii="맑은 고딕" w:hAnsi="맑은 고딕" w:eastAsia="맑은 고딕"/>
-          <w:b w:val="0"/>
-          <w:sz w:val="20"/>
-        </w:rPr>
-        <w:t>■ 발매년도 : 1965</w:t>
-        <w:br/>
-      </w:r>
-      <w:r>
-        <w:rPr w:rFonts="맑은 고딕">
-          <w:rFonts w:ascii="맑은 고딕" w:hAnsi="맑은 고딕" w:eastAsia="맑은 고딕"/>
-          <w:b w:val="0"/>
-          <w:sz w:val="20"/>
-        </w:rPr>
-        <w:t>■ 장르 : 샹송 (Chanson), 프렌치 포크/발라드</w:t>
-        <w:br/>
-      </w:r>
-      <w:r>
-        <w:rPr w:rFonts="맑은 고딕">
-          <w:rFonts w:ascii="맑은 고딕" w:hAnsi="맑은 고딕" w:eastAsia="맑은 고딕"/>
-          <w:b w:val="0"/>
-          <w:sz w:val="20"/>
-        </w:rPr>
-        <w:t>■ 주요 수록곡 : La Vie en rose, Hymne à l'amour, Non, je ne regrette rien, Milord, Padam, padam..., L'Accordéoniste</w:t>
-        <w:br/>
+        <w:t>위치 :  343</w:t>
       </w:r>
     </w:p>
     <w:p>
       <w:pPr>
-        <w:spacing w:after="160"/>
+        <w:spacing w:line="324" w:lineRule="auto" w:before="80" w:after="160"/>
       </w:pPr>
       <w:r>
         <w:rPr w:rFonts="맑은 고딕">
           <w:rFonts w:ascii="맑은 고딕" w:hAnsi="맑은 고딕" w:eastAsia="맑은 고딕"/>
           <w:b/>
           <w:color w:val="1F2937"/>
-          <w:sz w:val="24"/>
+          <w:sz w:val="22"/>
         </w:rPr>
-        <w:t>■ 음반 해설 및 감상 가이드</w:t>
+        <w:t xml:space="preserve">[음반 소개] </w:t>
+      </w:r>
+      <w:r>
+        <w:rPr w:rFonts="맑은 고딕">
+          <w:rFonts w:ascii="맑은 고딕" w:hAnsi="맑은 고딕" w:eastAsia="맑은 고딕"/>
+          <w:b w:val="0"/>
+          <w:sz w:val="21"/>
+        </w:rPr>
       </w:r>
     </w:p>
     <w:p>
       <w:pPr>
-        <w:spacing w:line="312" w:lineRule="auto" w:after="120"/>
+        <w:spacing w:line="324" w:lineRule="auto" w:after="120"/>
       </w:pPr>
       <w:r>
         <w:rPr w:rFonts="맑은 고딕">
@@ -108,51 +61,516 @@
           <w:b w:val="0"/>
           <w:sz w:val="21"/>
         </w:rPr>
-        <w:t>프랑스 음악사에서 ‘작은 참새(La Môme Piaf)’라 불리며 샹송을 세계적인 예술의 반열에 올린 거장, 에디트 피아프(Édith Piaf)의 음반 《The Best of Chansons》입니다. 이 음반은 파리의 거리에 서서 노래하던 찬란하고도 비극적인 그녀의 삶과, 그 안에서 피어난 불멸의 음악적 유산을 한데 모은 명작 컴필레이션 LP입니다. 20세기 대중음악사에서 가장 강렬한 페르소나를 지닌 그녀의 대표곡들이 수록되어 있어 샹송의 정수를 오롯이 느낄 수 있습니다.</w:t>
+        <w:t>프랑스 샹송의 상징이자 '작은 참새'로 불린 에디트 피아프의 불꽃 같았던 생애와 예술혼이 오롯이 응축된 명반입니다. 가난과 질병, 비극적 사랑으로 점철된 굴곡진 삶을 폐부를 찌르는 듯한 절절한 비브라토와 진정성 넘치는 드라마로 승화시켜 전 세계인의 가슴에 지워지지 않을 울림을 남겼습니다. 이 음반은 반세기가 훌쩍 넘은 오늘날까지도 샹송이라는 장르를 넘어 인간 영혼의 가장 깊은 고독과 환희를 어루만지는 불멸의 문화유산으로 추앙받고 있습니다.</w:t>
       </w:r>
     </w:p>
     <w:p>
       <w:pPr>
-        <w:spacing w:line="312" w:lineRule="auto" w:after="120"/>
+        <w:spacing w:line="324" w:lineRule="auto" w:before="200" w:after="80"/>
       </w:pPr>
+      <w:r>
+        <w:rPr w:rFonts="맑은 고딕">
+          <w:rFonts w:ascii="맑은 고딕" w:hAnsi="맑은 고딕" w:eastAsia="맑은 고딕"/>
+          <w:b/>
+          <w:color w:val="1E3A8A"/>
+          <w:sz w:val="24"/>
+        </w:rPr>
+        <w:t>1. 음반 데이터</w:t>
+      </w:r>
+    </w:p>
+    <w:p>
+      <w:pPr>
+        <w:spacing w:line="324" w:lineRule="auto" w:after="80"/>
+      </w:pPr>
+      <w:r>
+        <w:rPr w:rFonts="맑은 고딕">
+          <w:rFonts w:ascii="맑은 고딕" w:hAnsi="맑은 고딕" w:eastAsia="맑은 고딕"/>
+          <w:b w:val="0"/>
+          <w:color w:val="6B7280"/>
+          <w:sz w:val="21"/>
+        </w:rPr>
+        <w:t xml:space="preserve">· </w:t>
+      </w:r>
+      <w:r>
+        <w:rPr w:rFonts="맑은 고딕">
+          <w:rFonts w:ascii="맑은 고딕" w:hAnsi="맑은 고딕" w:eastAsia="맑은 고딕"/>
+          <w:b/>
+          <w:color w:val="1F2937"/>
+          <w:sz w:val="21"/>
+        </w:rPr>
+        <w:t xml:space="preserve">앨범명: </w:t>
+      </w:r>
       <w:r>
         <w:rPr w:rFonts="맑은 고딕">
           <w:rFonts w:ascii="맑은 고딕" w:hAnsi="맑은 고딕" w:eastAsia="맑은 고딕"/>
           <w:b w:val="0"/>
           <w:sz w:val="21"/>
         </w:rPr>
-        <w:t>에디트 피아프의 보컬은 특유의 깊은 트레몰로와 가슴을 베어내는 듯한 호소력으로 듣는 이를 압도합니다. 그녀의 목소리는 정제된 성악적 기교를 넘어, 자신의 굴곡진 인생과 열정적인 사랑을 온몸으로 토해내는 진정성을 담고 있습니다. 클래식한 윈드·스트링 오케스트라와 정겨운 프렌치 아코디언 선율 위로 얹어지는 그녀의 음성은 때로는 아련하게, 때로는 폭발적인 성량으로 장엄하게 reverberate하며 독보적인 아우라를 형성합니다.</w:t>
+        <w:t>The Best of Chansons</w:t>
       </w:r>
     </w:p>
     <w:p>
       <w:pPr>
-        <w:spacing w:line="312" w:lineRule="auto" w:after="120"/>
+        <w:spacing w:line="324" w:lineRule="auto" w:after="80"/>
       </w:pPr>
+      <w:r>
+        <w:rPr w:rFonts="맑은 고딕">
+          <w:rFonts w:ascii="맑은 고딕" w:hAnsi="맑은 고딕" w:eastAsia="맑은 고딕"/>
+          <w:b w:val="0"/>
+          <w:color w:val="6B7280"/>
+          <w:sz w:val="21"/>
+        </w:rPr>
+        <w:t xml:space="preserve">· </w:t>
+      </w:r>
+      <w:r>
+        <w:rPr w:rFonts="맑은 고딕">
+          <w:rFonts w:ascii="맑은 고딕" w:hAnsi="맑은 고딕" w:eastAsia="맑은 고딕"/>
+          <w:b/>
+          <w:color w:val="1F2937"/>
+          <w:sz w:val="21"/>
+        </w:rPr>
+        <w:t xml:space="preserve">아티스트: </w:t>
+      </w:r>
       <w:r>
         <w:rPr w:rFonts="맑은 고딕">
           <w:rFonts w:ascii="맑은 고딕" w:hAnsi="맑은 고딕" w:eastAsia="맑은 고딕"/>
           <w:b w:val="0"/>
           <w:sz w:val="21"/>
         </w:rPr>
-        <w:t>수록곡들은 하나같이 샹송의 역사를 관통하는 인류의 유산입니다. 전 세계인의 가슴을 분홍빛 로맨스로 물들인 ‘La Vie en rose’를 비롯하여, 비극으로 떠나보낸 연인을 향한 숭고한 고백인 ‘Hymne à l'amour’, 그리고 삶의 마지막 순간까지 자신의 길을 후회하지 않겠다고 선언하는 비장한 서사의 ‘Non, je ne regrette rien’에 이르기까지 삶의 희로애락이 차곡차곡 쌓여 있습니다. LP 특유의 따뜻하고 질감 있는 아날로그 사운드는 그녀의 음성에 담긴 미세한 떨림과 숨소리까지 생생하게 전달합니다.</w:t>
+        <w:t>Édith Piaf (에디트 피아프)</w:t>
       </w:r>
     </w:p>
     <w:p>
       <w:pPr>
-        <w:spacing w:line="312" w:lineRule="auto" w:after="120"/>
+        <w:spacing w:line="324" w:lineRule="auto" w:after="80"/>
       </w:pPr>
+      <w:r>
+        <w:rPr w:rFonts="맑은 고딕">
+          <w:rFonts w:ascii="맑은 고딕" w:hAnsi="맑은 고딕" w:eastAsia="맑은 고딕"/>
+          <w:b w:val="0"/>
+          <w:color w:val="6B7280"/>
+          <w:sz w:val="21"/>
+        </w:rPr>
+        <w:t xml:space="preserve">· </w:t>
+      </w:r>
+      <w:r>
+        <w:rPr w:rFonts="맑은 고딕">
+          <w:rFonts w:ascii="맑은 고딕" w:hAnsi="맑은 고딕" w:eastAsia="맑은 고딕"/>
+          <w:b/>
+          <w:color w:val="1F2937"/>
+          <w:sz w:val="21"/>
+        </w:rPr>
+        <w:t xml:space="preserve">발매 정보: </w:t>
+      </w:r>
       <w:r>
         <w:rPr w:rFonts="맑은 고딕">
           <w:rFonts w:ascii="맑은 고딕" w:hAnsi="맑은 고딕" w:eastAsia="맑은 고딕"/>
           <w:b w:val="0"/>
           <w:sz w:val="21"/>
         </w:rPr>
-        <w:t>본 음반은 단순한 히트곡의 모음집을 넘어, 한 위대한 예술가가 자신의 영혼을 바쳐 완성한 삶의 기록입니다. 파리의 고풍스러운 감수성과 시대를 초월하는 클래식의 품격을 품은 이 LP는, 샹송 입문자는 물론 LP를 사랑하는 모든 컬렉터의 음반장에 가장 귀하게 간직되어야 할 명반입니다.</w:t>
+        <w:t>피아프의 음악 인생을 관통하는 찬란한 명곡들을 엄선하여 컬럼비아(Columbia) 및 파테-마르코니(Pathé-Marconi)의 오리지널 마스터 음원을 기반으로 정중하게 기획·발매된 정통 베스트 앨범입니다.</w:t>
+      </w:r>
+    </w:p>
+    <w:p>
+      <w:pPr>
+        <w:spacing w:line="324" w:lineRule="auto" w:after="80"/>
+      </w:pPr>
+      <w:r>
+        <w:rPr w:rFonts="맑은 고딕">
+          <w:rFonts w:ascii="맑은 고딕" w:hAnsi="맑은 고딕" w:eastAsia="맑은 고딕"/>
+          <w:b w:val="0"/>
+          <w:color w:val="6B7280"/>
+          <w:sz w:val="21"/>
+        </w:rPr>
+        <w:t xml:space="preserve">· </w:t>
+      </w:r>
+      <w:r>
+        <w:rPr w:rFonts="맑은 고딕">
+          <w:rFonts w:ascii="맑은 고딕" w:hAnsi="맑은 고딕" w:eastAsia="맑은 고딕"/>
+          <w:b/>
+          <w:color w:val="1F2937"/>
+          <w:sz w:val="21"/>
+        </w:rPr>
+        <w:t xml:space="preserve">LP 인기도(판매량): </w:t>
+      </w:r>
+      <w:r>
+        <w:rPr w:rFonts="맑은 고딕">
+          <w:rFonts w:ascii="맑은 고딕" w:hAnsi="맑은 고딕" w:eastAsia="맑은 고딕"/>
+          <w:b w:val="0"/>
+          <w:sz w:val="21"/>
+        </w:rPr>
+        <w:t>발매 이래 프랑스를 비롯한 유럽 전역과 영미권, 아시아에 이르기까지 수십 년간 스테디셀러로 군림하며 수백만 장 이상의 누적 판매고를 기록, 샹송 역사상 가장 널리 사랑받은 결정반으로 평가받습니다.</w:t>
+      </w:r>
+    </w:p>
+    <w:p>
+      <w:pPr>
+        <w:spacing w:line="324" w:lineRule="auto" w:after="80"/>
+      </w:pPr>
+      <w:r>
+        <w:rPr w:rFonts="맑은 고딕">
+          <w:rFonts w:ascii="맑은 고딕" w:hAnsi="맑은 고딕" w:eastAsia="맑은 고딕"/>
+          <w:b w:val="0"/>
+          <w:color w:val="6B7280"/>
+          <w:sz w:val="21"/>
+        </w:rPr>
+        <w:t xml:space="preserve">· </w:t>
+      </w:r>
+      <w:r>
+        <w:rPr w:rFonts="맑은 고딕">
+          <w:rFonts w:ascii="맑은 고딕" w:hAnsi="맑은 고딕" w:eastAsia="맑은 고딕"/>
+          <w:b/>
+          <w:color w:val="1F2937"/>
+          <w:sz w:val="21"/>
+        </w:rPr>
+        <w:t xml:space="preserve">각종 수상경력: </w:t>
+      </w:r>
+      <w:r>
+        <w:rPr w:rFonts="맑은 고딕">
+          <w:rFonts w:ascii="맑은 고딕" w:hAnsi="맑은 고딕" w:eastAsia="맑은 고딕"/>
+          <w:b w:val="0"/>
+          <w:sz w:val="21"/>
+        </w:rPr>
+        <w:t>프랑스 음반계 최고 권위의 '샤를 크로 아카데미 대상(Grand Prix du Disque de l'Académie Charles Cros)' 수상 이력과 함께 그래미 명예의 전당 헌액 등 전 세계 음악계로부터 불멸의 마스터피스로 공인받았습니다.</w:t>
+      </w:r>
+    </w:p>
+    <w:p>
+      <w:pPr>
+        <w:spacing w:line="324" w:lineRule="auto" w:before="200" w:after="80"/>
+      </w:pPr>
+      <w:r>
+        <w:rPr w:rFonts="맑은 고딕">
+          <w:rFonts w:ascii="맑은 고딕" w:hAnsi="맑은 고딕" w:eastAsia="맑은 고딕"/>
+          <w:b/>
+          <w:color w:val="1E3A8A"/>
+          <w:sz w:val="24"/>
+        </w:rPr>
+        <w:t>2. 아티스트 정보</w:t>
+      </w:r>
+    </w:p>
+    <w:p>
+      <w:pPr>
+        <w:spacing w:line="324" w:lineRule="auto" w:after="80"/>
+      </w:pPr>
+      <w:r>
+        <w:rPr w:rFonts="맑은 고딕">
+          <w:rFonts w:ascii="맑은 고딕" w:hAnsi="맑은 고딕" w:eastAsia="맑은 고딕"/>
+          <w:b w:val="0"/>
+          <w:color w:val="6B7280"/>
+          <w:sz w:val="21"/>
+        </w:rPr>
+        <w:t xml:space="preserve">· </w:t>
+      </w:r>
+      <w:r>
+        <w:rPr w:rFonts="맑은 고딕">
+          <w:rFonts w:ascii="맑은 고딕" w:hAnsi="맑은 고딕" w:eastAsia="맑은 고딕"/>
+          <w:b/>
+          <w:color w:val="1F2937"/>
+          <w:sz w:val="21"/>
+        </w:rPr>
+        <w:t xml:space="preserve">국적: </w:t>
+      </w:r>
+      <w:r>
+        <w:rPr w:rFonts="맑은 고딕">
+          <w:rFonts w:ascii="맑은 고딕" w:hAnsi="맑은 고딕" w:eastAsia="맑은 고딕"/>
+          <w:b w:val="0"/>
+          <w:sz w:val="21"/>
+        </w:rPr>
+        <w:t>프랑스 (France)</w:t>
+      </w:r>
+    </w:p>
+    <w:p>
+      <w:pPr>
+        <w:spacing w:line="324" w:lineRule="auto" w:after="80"/>
+      </w:pPr>
+      <w:r>
+        <w:rPr w:rFonts="맑은 고딕">
+          <w:rFonts w:ascii="맑은 고딕" w:hAnsi="맑은 고딕" w:eastAsia="맑은 고딕"/>
+          <w:b w:val="0"/>
+          <w:color w:val="6B7280"/>
+          <w:sz w:val="21"/>
+        </w:rPr>
+        <w:t xml:space="preserve">· </w:t>
+      </w:r>
+      <w:r>
+        <w:rPr w:rFonts="맑은 고딕">
+          <w:rFonts w:ascii="맑은 고딕" w:hAnsi="맑은 고딕" w:eastAsia="맑은 고딕"/>
+          <w:b/>
+          <w:color w:val="1F2937"/>
+          <w:sz w:val="21"/>
+        </w:rPr>
+        <w:t xml:space="preserve">생몰년도: </w:t>
+      </w:r>
+      <w:r>
+        <w:rPr w:rFonts="맑은 고딕">
+          <w:rFonts w:ascii="맑은 고딕" w:hAnsi="맑은 고딕" w:eastAsia="맑은 고딕"/>
+          <w:b w:val="0"/>
+          <w:sz w:val="21"/>
+        </w:rPr>
+        <w:t>1915년 12월 19일 ~ 1963년 10월 10일</w:t>
+      </w:r>
+    </w:p>
+    <w:p>
+      <w:pPr>
+        <w:spacing w:line="324" w:lineRule="auto" w:after="80"/>
+      </w:pPr>
+      <w:r>
+        <w:rPr w:rFonts="맑은 고딕">
+          <w:rFonts w:ascii="맑은 고딕" w:hAnsi="맑은 고딕" w:eastAsia="맑은 고딕"/>
+          <w:b w:val="0"/>
+          <w:color w:val="6B7280"/>
+          <w:sz w:val="21"/>
+        </w:rPr>
+        <w:t xml:space="preserve">· </w:t>
+      </w:r>
+      <w:r>
+        <w:rPr w:rFonts="맑은 고딕">
+          <w:rFonts w:ascii="맑은 고딕" w:hAnsi="맑은 고딕" w:eastAsia="맑은 고딕"/>
+          <w:b/>
+          <w:color w:val="1F2937"/>
+          <w:sz w:val="21"/>
+        </w:rPr>
+        <w:t xml:space="preserve">그룹 소속: </w:t>
+      </w:r>
+      <w:r>
+        <w:rPr w:rFonts="맑은 고딕">
+          <w:rFonts w:ascii="맑은 고딕" w:hAnsi="맑은 고딕" w:eastAsia="맑은 고딕"/>
+          <w:b w:val="0"/>
+          <w:sz w:val="21"/>
+        </w:rPr>
+        <w:t>솔로 (Solo)</w:t>
+      </w:r>
+    </w:p>
+    <w:p>
+      <w:pPr>
+        <w:spacing w:line="324" w:lineRule="auto" w:after="80"/>
+      </w:pPr>
+      <w:r>
+        <w:rPr w:rFonts="맑은 고딕">
+          <w:rFonts w:ascii="맑은 고딕" w:hAnsi="맑은 고딕" w:eastAsia="맑은 고딕"/>
+          <w:b w:val="0"/>
+          <w:color w:val="6B7280"/>
+          <w:sz w:val="21"/>
+        </w:rPr>
+        <w:t xml:space="preserve">· </w:t>
+      </w:r>
+      <w:r>
+        <w:rPr w:rFonts="맑은 고딕">
+          <w:rFonts w:ascii="맑은 고딕" w:hAnsi="맑은 고딕" w:eastAsia="맑은 고딕"/>
+          <w:b/>
+          <w:color w:val="1F2937"/>
+          <w:sz w:val="21"/>
+        </w:rPr>
+        <w:t xml:space="preserve">아티스트 소개: </w:t>
+      </w:r>
+      <w:r>
+        <w:rPr w:rFonts="맑은 고딕">
+          <w:rFonts w:ascii="맑은 고딕" w:hAnsi="맑은 고딕" w:eastAsia="맑은 고딕"/>
+          <w:b w:val="0"/>
+          <w:sz w:val="21"/>
+        </w:rPr>
+        <w:t>파리의 차가운 길거리에서 노래하던 어린 소녀에서 출발하여 세계적인 카네기 홀 무대까지 정복한 20세기 프랑스 대중문화의 가장 위대한 목소리입니다. 가식 없는 굵은 트레몰로와 온몸을 던져 토해내는 듯한 가창을 통해 사랑과 상실이라는 보편적 비극을 숭고한 예술의 경지로 끌어올렸습니다.</w:t>
+      </w:r>
+    </w:p>
+    <w:p>
+      <w:pPr>
+        <w:spacing w:line="324" w:lineRule="auto" w:before="200" w:after="80"/>
+      </w:pPr>
+      <w:r>
+        <w:rPr w:rFonts="맑은 고딕">
+          <w:rFonts w:ascii="맑은 고딕" w:hAnsi="맑은 고딕" w:eastAsia="맑은 고딕"/>
+          <w:b/>
+          <w:color w:val="1E3A8A"/>
+          <w:sz w:val="24"/>
+        </w:rPr>
+        <w:t>3. 음반 상세 분석</w:t>
+      </w:r>
+    </w:p>
+    <w:p>
+      <w:pPr>
+        <w:spacing w:line="324" w:lineRule="auto" w:after="80"/>
+      </w:pPr>
+      <w:r>
+        <w:rPr w:rFonts="맑은 고딕">
+          <w:rFonts w:ascii="맑은 고딕" w:hAnsi="맑은 고딕" w:eastAsia="맑은 고딕"/>
+          <w:b w:val="0"/>
+          <w:color w:val="6B7280"/>
+          <w:sz w:val="21"/>
+        </w:rPr>
+        <w:t xml:space="preserve">· </w:t>
+      </w:r>
+      <w:r>
+        <w:rPr w:rFonts="맑은 고딕">
+          <w:rFonts w:ascii="맑은 고딕" w:hAnsi="맑은 고딕" w:eastAsia="맑은 고딕"/>
+          <w:b/>
+          <w:color w:val="1F2937"/>
+          <w:sz w:val="21"/>
+        </w:rPr>
+        <w:t xml:space="preserve">역사적 위치: </w:t>
+      </w:r>
+      <w:r>
+        <w:rPr w:rFonts="맑은 고딕">
+          <w:rFonts w:ascii="맑은 고딕" w:hAnsi="맑은 고딕" w:eastAsia="맑은 고딕"/>
+          <w:b w:val="0"/>
+          <w:sz w:val="21"/>
+        </w:rPr>
+        <w:t>피아프의 전성기를 수놓았던 기념비적인 명곡들을 망라한 이 음반은, 20세기 프렌치 샹송의 정수를 보존한 음악사적 보고(寶庫)입니다. 대중가요가 문학적 서정성 및 극적인 성악 어법과 결합하여 한 나라의 정체성을 대변하는 예술로 승화될 수 있음을 증명한 결정적 음반입니다.</w:t>
+      </w:r>
+    </w:p>
+    <w:p>
+      <w:pPr>
+        <w:spacing w:line="324" w:lineRule="auto" w:after="80"/>
+      </w:pPr>
+      <w:r>
+        <w:rPr w:rFonts="맑은 고딕">
+          <w:rFonts w:ascii="맑은 고딕" w:hAnsi="맑은 고딕" w:eastAsia="맑은 고딕"/>
+          <w:b w:val="0"/>
+          <w:color w:val="6B7280"/>
+          <w:sz w:val="21"/>
+        </w:rPr>
+        <w:t xml:space="preserve">· </w:t>
+      </w:r>
+      <w:r>
+        <w:rPr w:rFonts="맑은 고딕">
+          <w:rFonts w:ascii="맑은 고딕" w:hAnsi="맑은 고딕" w:eastAsia="맑은 고딕"/>
+          <w:b/>
+          <w:color w:val="1F2937"/>
+          <w:sz w:val="21"/>
+        </w:rPr>
+        <w:t xml:space="preserve">시대의 흔적(스토리텔링): </w:t>
+      </w:r>
+      <w:r>
+        <w:rPr w:rFonts="맑은 고딕">
+          <w:rFonts w:ascii="맑은 고딕" w:hAnsi="맑은 고딕" w:eastAsia="맑은 고딕"/>
+          <w:b w:val="0"/>
+          <w:sz w:val="21"/>
+        </w:rPr>
+        <w:t>제2차 세계대전의 비극과 전후 파리의 잿빛 거리 속에서 피어난 샹젤리제의 낭만, 그리고 고단한 일상을 살아가던 민중들의 슬픔과 희망이 그대로 아로새겨져 있습니다. 당시의 청춘들이 짙은 담배 연기 자욱한 카바레 한구석에서 그녀의 절규 같은 노랫소리에 기대어 상처 입은 영혼을 위로받았던 시대적 공기가 고스란히 묻어납니다.</w:t>
+      </w:r>
+    </w:p>
+    <w:p>
+      <w:pPr>
+        <w:spacing w:line="324" w:lineRule="auto" w:before="200" w:after="80"/>
+      </w:pPr>
+      <w:r>
+        <w:rPr w:rFonts="맑은 고딕">
+          <w:rFonts w:ascii="맑은 고딕" w:hAnsi="맑은 고딕" w:eastAsia="맑은 고딕"/>
+          <w:b/>
+          <w:color w:val="1E3A8A"/>
+          <w:sz w:val="24"/>
+        </w:rPr>
+        <w:t>4. 주요 수록곡 및 감상 제언</w:t>
+      </w:r>
+    </w:p>
+    <w:p>
+      <w:pPr>
+        <w:spacing w:line="324" w:lineRule="auto" w:after="80"/>
+      </w:pPr>
+      <w:r>
+        <w:rPr w:rFonts="맑은 고딕">
+          <w:rFonts w:ascii="맑은 고딕" w:hAnsi="맑은 고딕" w:eastAsia="맑은 고딕"/>
+          <w:b w:val="0"/>
+          <w:color w:val="6B7280"/>
+          <w:sz w:val="21"/>
+        </w:rPr>
+        <w:t xml:space="preserve">· </w:t>
+      </w:r>
+      <w:r>
+        <w:rPr w:rFonts="맑은 고딕">
+          <w:rFonts w:ascii="맑은 고딕" w:hAnsi="맑은 고딕" w:eastAsia="맑은 고딕"/>
+          <w:b/>
+          <w:color w:val="1F2937"/>
+          <w:sz w:val="21"/>
+        </w:rPr>
+        <w:t xml:space="preserve">주요 수록곡 특징: </w:t>
+      </w:r>
+      <w:r>
+        <w:rPr w:rFonts="맑은 고딕">
+          <w:rFonts w:ascii="맑은 고딕" w:hAnsi="맑은 고딕" w:eastAsia="맑은 고딕"/>
+          <w:b w:val="0"/>
+          <w:sz w:val="21"/>
+        </w:rPr>
+        <w:t>사랑의 덧없음과 황홀경을 우아하게 노래한 영원한 시그니처 'La Vie en rose(장밋빛 인생)', 비극적으로 세상을 떠난 연인을 향한 피 맺힌 절규이자 숭고한 헌사인 'Hymne à l'amour(사랑의 찬가)', 꺾이지 않는 삶의 결의를 웅장한 행진곡풍 오케스트레이션과 함께 외치는 'Non, je ne regrette rien(아니오, 난 아무것도 후회하지 않아요)' 등 가슴을 저미는 명곡들이 깊은 감동을 선사합니다.</w:t>
+      </w:r>
+    </w:p>
+    <w:p>
+      <w:pPr>
+        <w:spacing w:line="324" w:lineRule="auto" w:after="80"/>
+      </w:pPr>
+      <w:r>
+        <w:rPr w:rFonts="맑은 고딕">
+          <w:rFonts w:ascii="맑은 고딕" w:hAnsi="맑은 고딕" w:eastAsia="맑은 고딕"/>
+          <w:b w:val="0"/>
+          <w:color w:val="6B7280"/>
+          <w:sz w:val="21"/>
+        </w:rPr>
+        <w:t xml:space="preserve">· </w:t>
+      </w:r>
+      <w:r>
+        <w:rPr w:rFonts="맑은 고딕">
+          <w:rFonts w:ascii="맑은 고딕" w:hAnsi="맑은 고딕" w:eastAsia="맑은 고딕"/>
+          <w:b/>
+          <w:color w:val="1F2937"/>
+          <w:sz w:val="21"/>
+        </w:rPr>
+        <w:t xml:space="preserve">빈티지 감상 제언: </w:t>
+      </w:r>
+      <w:r>
+        <w:rPr w:rFonts="맑은 고딕">
+          <w:rFonts w:ascii="맑은 고딕" w:hAnsi="맑은 고딕" w:eastAsia="맑은 고딕"/>
+          <w:b w:val="0"/>
+          <w:sz w:val="21"/>
+        </w:rPr>
+        <w:t>진공관 앰프의 따뜻한 배음과 턴테이블 바늘이 소리골을 스치는 미세한 표면 잡음은 마치 1950년대 파리의 유서 깊은 뮤직홀 객석에 앉아 있는 듯한 짙은 현장감을 선사합니다. 특히 중역대의 질감이 풍성한 빈티지 오디오 시스템을 통해 감상할 때, 피아프 특유의 가슴을 쥐어짜는 듯한 호흡과 미세한 떨림이 생생한 감정의 파도로 다가옵니다.</w:t>
+      </w:r>
+    </w:p>
+    <w:p>
+      <w:pPr>
+        <w:spacing w:line="324" w:lineRule="auto" w:after="80"/>
+      </w:pPr>
+      <w:r>
+        <w:rPr w:rFonts="맑은 고딕">
+          <w:rFonts w:ascii="맑은 고딕" w:hAnsi="맑은 고딕" w:eastAsia="맑은 고딕"/>
+          <w:b w:val="0"/>
+          <w:color w:val="6B7280"/>
+          <w:sz w:val="21"/>
+        </w:rPr>
+        <w:t xml:space="preserve">· </w:t>
+      </w:r>
+      <w:r>
+        <w:rPr w:rFonts="맑은 고딕">
+          <w:rFonts w:ascii="맑은 고딕" w:hAnsi="맑은 고딕" w:eastAsia="맑은 고딕"/>
+          <w:b/>
+          <w:color w:val="1F2937"/>
+          <w:sz w:val="21"/>
+        </w:rPr>
+        <w:t xml:space="preserve">소장 가치: </w:t>
+      </w:r>
+      <w:r>
+        <w:rPr w:rFonts="맑은 고딕">
+          <w:rFonts w:ascii="맑은 고딕" w:hAnsi="맑은 고딕" w:eastAsia="맑은 고딕"/>
+          <w:b w:val="0"/>
+          <w:sz w:val="21"/>
+        </w:rPr>
+        <w:t>피아프의 육성은 디지털 음원이 결코 온전히 담아낼 수 없는 아날로그 특유의 공기와 온기를 품고 있기에 바이닐로 만날 때 그 가치가 가장 빛납니다. 샹송 애호가는 물론 클래식과 팝 컬렉터 모두에게 서가 한편을 내어줄 충분한 이유가 되는 영구 보존용 명반입니다.</w:t>
+      </w:r>
+    </w:p>
+    <w:p>
+      <w:pPr>
+        <w:spacing w:line="324" w:lineRule="auto" w:after="120" w:before="160"/>
+      </w:pPr>
+      <w:r>
+        <w:rPr w:rFonts="맑은 고딕">
+          <w:rFonts w:ascii="맑은 고딕" w:hAnsi="맑은 고딕" w:eastAsia="맑은 고딕"/>
+          <w:b/>
+          <w:color w:val="4338CA"/>
+          <w:sz w:val="21"/>
+        </w:rPr>
+        <w:t>이 음반을 통해 거친 삶의 질곡을 장밋빛 예술로 승화시킨 에디트 피아프의 영혼이 전해주는 감동을 다시 한번 경험해 보시는 것은 어떨까요?</w:t>
       </w:r>
     </w:p>
     <w:sectPr>
       <w:pgSz w:w="12240" w:h="15840"/>
-      <w:pgMar w:top="1440" w:right="1440" w:bottom="1440" w:left="1440" w:header="720" w:footer="720" w:gutter="0"/>
+      <w:pgMar w:top="1152" w:right="1296" w:bottom="1152" w:left="1296" w:header="720" w:footer="720" w:gutter="0"/>
       <w:cols w:space="720"/>
       <w:docGrid w:linePitch="360"/>
     </w:sectPr>

--- a/word_reports/LP_0134_위치_343_Édith Piaf_The Best of Ch.docx
+++ b/word_reports/LP_0134_위치_343_Édith Piaf_The Best of Ch.docx
@@ -32,7 +32,7 @@
     </w:p>
     <w:p>
       <w:pPr>
-        <w:spacing w:line="324" w:lineRule="auto" w:before="80" w:after="160"/>
+        <w:spacing w:line="324" w:lineRule="auto" w:before="80" w:after="120"/>
       </w:pPr>
       <w:r>
         <w:rPr w:rFonts="맑은 고딕">
@@ -42,13 +42,6 @@
           <w:sz w:val="22"/>
         </w:rPr>
         <w:t xml:space="preserve">[음반 소개] </w:t>
-      </w:r>
-      <w:r>
-        <w:rPr w:rFonts="맑은 고딕">
-          <w:rFonts w:ascii="맑은 고딕" w:hAnsi="맑은 고딕" w:eastAsia="맑은 고딕"/>
-          <w:b w:val="0"/>
-          <w:sz w:val="21"/>
-        </w:rPr>
       </w:r>
     </w:p>
     <w:p>
@@ -61,7 +54,33 @@
           <w:b w:val="0"/>
           <w:sz w:val="21"/>
         </w:rPr>
-        <w:t>프랑스 샹송의 상징이자 '작은 참새'로 불린 에디트 피아프의 불꽃 같았던 생애와 예술혼이 오롯이 응축된 명반입니다. 가난과 질병, 비극적 사랑으로 점철된 굴곡진 삶을 폐부를 찌르는 듯한 절절한 비브라토와 진정성 넘치는 드라마로 승화시켜 전 세계인의 가슴에 지워지지 않을 울림을 남겼습니다. 이 음반은 반세기가 훌쩍 넘은 오늘날까지도 샹송이라는 장르를 넘어 인간 영혼의 가장 깊은 고독과 환희를 어루만지는 불멸의 문화유산으로 추앙받고 있습니다.</w:t>
+        <w:t>20세기 프랑스 샹송의 역사는 곧 에디트 피아프(Édith Piaf)라는 한 여인의 치열하고도 찬란했던 비극의 연대기이자, 영혼을 갈아 넣은 예술적 승리의 기록입니다. 파리의 차가운 몽마르트르 길거리에서 태어나 어둠과 궁핍, 질병의 굴레 속에서 유년 시절을 보낸 그녀는 오직 목소리 하나만으로 파리를 넘어 전 세계를 전율케 한 ‘작은 참새(La Môme Piaf)’로 비상했습니다. 본 음반 《The Best of Chansons》는 한 편의 처절한 드라마 같았던 그녀의 전 생애가 오롯이 투영된 불멸의 찬가들을 한데 엮어낸 기념비적 걸작입니다. 피아프의 노래는 단순한 가창의 영역을 넘어, 상처 입은 인간의 심연에서 길어 올린 가장 순수한 생명력의 발로이며 당대 프랑스 대중예술이 도달한 가장 숭고한 정점으로 평가받습니다.</w:t>
+      </w:r>
+    </w:p>
+    <w:p>
+      <w:pPr>
+        <w:spacing w:line="324" w:lineRule="auto" w:after="120"/>
+      </w:pPr>
+      <w:r>
+        <w:rPr w:rFonts="맑은 고딕">
+          <w:rFonts w:ascii="맑은 고딕" w:hAnsi="맑은 고딕" w:eastAsia="맑은 고딕"/>
+          <w:b w:val="0"/>
+          <w:sz w:val="21"/>
+        </w:rPr>
+        <w:t>에디트 피아프가 생을 관통하며 세상에 전하고자 했던 예술적 철학은 명료했습니다. 그것은 바로 ‘사랑’과 ‘살아있음에 대한 무조건적인 긍정’이었습니다. 제2차 세계대전의 참화와 연인의 비극적인 죽음, 거듭된 육체적 고통 속에서도 그녀는 결코 마이크 앞에서 주저앉지 않았습니다. 오히려 그 모든 슬픔의 파편들을 특유의 짙은 비브라토와 절규에 가까운 호소력으로 승화시켰습니다. 본 앨범에 수록된 곡들은 패전과 전후 복구의 혼란 속에서 방향을 잃었던 파리지앵들에게는 다시 일어설 수 있는 따스한 구원의 빛이었으며, 세련된 문학성과 민중의 거친 숨결이 완벽한 조화를 이룬 샹송 리얼리즘의 진수입니다.</w:t>
+      </w:r>
+    </w:p>
+    <w:p>
+      <w:pPr>
+        <w:spacing w:line="324" w:lineRule="auto" w:after="120"/>
+      </w:pPr>
+      <w:r>
+        <w:rPr w:rFonts="맑은 고딕">
+          <w:rFonts w:ascii="맑은 고딕" w:hAnsi="맑은 고딕" w:eastAsia="맑은 고딕"/>
+          <w:b w:val="0"/>
+          <w:sz w:val="21"/>
+        </w:rPr>
+        <w:t>세월이 반세기를 훌쩍 넘긴 오늘날에도 에디트 피아프의 노래가 바래지 않는 서정적 울림을 전하는 이유는, 그녀의 목소리에 일체의 가식이 배제되어 있기 때문입니다. 화려한 미사여구 대신 삶의 바닥을 딛고 선 자만이 뿜어낼 수 있는 날것의 진정성은 국경과 시대를 초월하여 현대인의 메마른 가슴을 뜨겁게 적십니다. LP의 소리골을 타고 흐르는 피아프의 전율적인 음성은 듣는 이로 하여금 거친 파리의 뒷골목으로, 그리고 가장 뜨겁게 사랑했던 청춘의 한복판으로 우리를 데려갑니다. 비극 속에서도 피어난 한 송이 장미처럼, 본 앨범은 인간 정신의 고귀함과 예술의 불멸성을 증명하는 클래식 애호가와 팝 컬렉터 모두를 위한 영원한 유산입니다.</w:t>
       </w:r>
     </w:p>
     <w:p>
@@ -168,7 +187,7 @@
           <w:b w:val="0"/>
           <w:sz w:val="21"/>
         </w:rPr>
-        <w:t>피아프의 음악 인생을 관통하는 찬란한 명곡들을 엄선하여 컬럼비아(Columbia) 및 파테-마르코니(Pathé-Marconi)의 오리지널 마스터 음원을 기반으로 정중하게 기획·발매된 정통 베스트 앨범입니다.</w:t>
+        <w:t>1963년 피아프의 서거 이후, 그녀가 남긴 컬럼비아(Columbia/EMI) 레이블 시절의 찬란한 전성기 녹음들을 엄선하여 프랑스 문화의 정수를 담아낸 역사적 베스트 앤솔로지 LP입니다.</w:t>
       </w:r>
     </w:p>
     <w:p>
@@ -199,7 +218,7 @@
           <w:b w:val="0"/>
           <w:sz w:val="21"/>
         </w:rPr>
-        <w:t>발매 이래 프랑스를 비롯한 유럽 전역과 영미권, 아시아에 이르기까지 수십 년간 스테디셀러로 군림하며 수백만 장 이상의 누적 판매고를 기록, 샹송 역사상 가장 널리 사랑받은 결정반으로 평가받습니다.</w:t>
+        <w:t>전 세계적으로 수백만 장 이상의 스테디셀러 판매고를 기록하였으며, 유럽 전역의 음반 차트 상위권에 오랜 기간 머물며 시대를 초월해 가장 널리 사랑받는 샹송 명반으로 공인되었습니다.</w:t>
       </w:r>
     </w:p>
     <w:p>
@@ -230,7 +249,7 @@
           <w:b w:val="0"/>
           <w:sz w:val="21"/>
         </w:rPr>
-        <w:t>프랑스 음반계 최고 권위의 '샤를 크로 아카데미 대상(Grand Prix du Disque de l'Académie Charles Cros)' 수상 이력과 함께 그래미 명예의 전당 헌액 등 전 세계 음악계로부터 불멸의 마스터피스로 공인받았습니다.</w:t>
+        <w:t>프랑스 음반계 최고 권위의 '아카데미 샤를 크로(Académie Charles-Cros)' 음반 대상을 비롯하여 레지옹 도뇌르 훈장에 비견되는 문화적 영예를 안았으며, 사후 그래미 명예의 전당(Grammy Hall of Fame)에 헌액되었습니다.</w:t>
       </w:r>
     </w:p>
     <w:p>
@@ -368,7 +387,7 @@
           <w:b w:val="0"/>
           <w:sz w:val="21"/>
         </w:rPr>
-        <w:t>파리의 차가운 길거리에서 노래하던 어린 소녀에서 출발하여 세계적인 카네기 홀 무대까지 정복한 20세기 프랑스 대중문화의 가장 위대한 목소리입니다. 가식 없는 굵은 트레몰로와 온몸을 던져 토해내는 듯한 가창을 통해 사랑과 상실이라는 보편적 비극을 숭고한 예술의 경지로 끌어올렸습니다.</w:t>
+        <w:t>20세기 프랑스를 상징하는 불멸의 가희이자 샹송의 역사를 새롭게 쓴 독보적인 보컬리스트입니다. 깊은 비애와 열정을 오가는 드라마틱한 음색, 폐부를 찌르는 특유의 롤링 ‘R’ 발음과 웅장한 가창력으로 전 세계 대중음악사에 굵직한 족적을 남긴 전설적인 예술가입니다.</w:t>
       </w:r>
     </w:p>
     <w:p>
@@ -413,7 +432,7 @@
           <w:b w:val="0"/>
           <w:sz w:val="21"/>
         </w:rPr>
-        <w:t>피아프의 전성기를 수놓았던 기념비적인 명곡들을 망라한 이 음반은, 20세기 프렌치 샹송의 정수를 보존한 음악사적 보고(寶庫)입니다. 대중가요가 문학적 서정성 및 극적인 성악 어법과 결합하여 한 나라의 정체성을 대변하는 예술로 승화될 수 있음을 증명한 결정적 음반입니다.</w:t>
+        <w:t>프랑스 카바레 음악과 전통 샹송을 전 세계적인 예술의 반열로 끌어올린 음악사적 기념비입니다. 대중음악이 문학적 서사와 결합하여 클래식 음악 못지않은 격조와 감동을 성취할 수 있음을 입증한 불후의 완성도를 자랑합니다.</w:t>
       </w:r>
     </w:p>
     <w:p>
@@ -444,7 +463,7 @@
           <w:b w:val="0"/>
           <w:sz w:val="21"/>
         </w:rPr>
-        <w:t>제2차 세계대전의 비극과 전후 파리의 잿빛 거리 속에서 피어난 샹젤리제의 낭만, 그리고 고단한 일상을 살아가던 민중들의 슬픔과 희망이 그대로 아로새겨져 있습니다. 당시의 청춘들이 짙은 담배 연기 자욱한 카바레 한구석에서 그녀의 절규 같은 노랫소리에 기대어 상처 입은 영혼을 위로받았던 시대적 공기가 고스란히 묻어납니다.</w:t>
+        <w:t>제2차 세계대전 전후의 황폐함과 실존주의적 고뇌가 팽배했던 파리 생제르맹데프레의 지성들, 그리고 몽마르트르의 낭만을 꿈꾸던 전 세계 청춘들의 방황과 순정을 온전히 품고 있는 시대의 거울과도 같은 음반입니다.</w:t>
       </w:r>
     </w:p>
     <w:p>
@@ -489,7 +508,7 @@
           <w:b w:val="0"/>
           <w:sz w:val="21"/>
         </w:rPr>
-        <w:t>사랑의 덧없음과 황홀경을 우아하게 노래한 영원한 시그니처 'La Vie en rose(장밋빛 인생)', 비극적으로 세상을 떠난 연인을 향한 피 맺힌 절규이자 숭고한 헌사인 'Hymne à l'amour(사랑의 찬가)', 꺾이지 않는 삶의 결의를 웅장한 행진곡풍 오케스트레이션과 함께 외치는 'Non, je ne regrette rien(아니오, 난 아무것도 후회하지 않아요)' 등 가슴을 저미는 명곡들이 깊은 감동을 선사합니다.</w:t>
+        <w:t>장밋빛 미래에 대한 달콤하고도 아련한 찬가 〈La Vie en rose(장밋빛 인생)〉, 비행기 사고로 세상을 떠난 연인 막셀 세르당을 향한 숭고한 절규가 담긴 〈Hymne à l'amour(사랑의 찬가)〉, 그리고 자신의 파란만장했던 삶의 모든 굴곡을 후회 없이 당당히 긍정하는 불멸의 걸작 〈Non, je ne regrette rien(아니요, 난 아무것도 후회하지 않아요)〉 등 피아프의 음악적 정수가 응축되어 있습니다.</w:t>
       </w:r>
     </w:p>
     <w:p>
@@ -520,7 +539,7 @@
           <w:b w:val="0"/>
           <w:sz w:val="21"/>
         </w:rPr>
-        <w:t>진공관 앰프의 따뜻한 배음과 턴테이블 바늘이 소리골을 스치는 미세한 표면 잡음은 마치 1950년대 파리의 유서 깊은 뮤직홀 객석에 앉아 있는 듯한 짙은 현장감을 선사합니다. 특히 중역대의 질감이 풍성한 빈티지 오디오 시스템을 통해 감상할 때, 피아프 특유의 가슴을 쥐어짜는 듯한 호흡과 미세한 떨림이 생생한 감정의 파도로 다가옵니다.</w:t>
+        <w:t>턴테이블의 바늘이 회전하며 피아프 특유의 드라마틱한 성량이 터져 나올 때, 진공관 앰프의 따스한 배음은 아날로그 마스터 특유의 묵직한 중저역과 어우러져 마치 파리의 유서 깊은 올림피아 극장 로열석에서 라이브를 직관하는 듯한 생생한 현장감과 온기를 선사합니다.</w:t>
       </w:r>
     </w:p>
     <w:p>
@@ -551,7 +570,7 @@
           <w:b w:val="0"/>
           <w:sz w:val="21"/>
         </w:rPr>
-        <w:t>피아프의 육성은 디지털 음원이 결코 온전히 담아낼 수 없는 아날로그 특유의 공기와 온기를 품고 있기에 바이닐로 만날 때 그 가치가 가장 빛납니다. 샹송 애호가는 물론 클래식과 팝 컬렉터 모두에게 서가 한편을 내어줄 충분한 이유가 되는 영구 보존용 명반입니다.</w:t>
+        <w:t>샹송의 황금기를 단 한 장으로 집약한 궁극의 음반으로, 빈티지 아날로그 사운드의 미학을 추구하는 애호가라면 반드시 갖추어야 할 프렌치 팝의 영구 결번 컬렉션입니다.</w:t>
       </w:r>
     </w:p>
     <w:p>
@@ -565,7 +584,7 @@
           <w:color w:val="4338CA"/>
           <w:sz w:val="21"/>
         </w:rPr>
-        <w:t>이 음반을 통해 거친 삶의 질곡을 장밋빛 예술로 승화시킨 에디트 피아프의 영혼이 전해주는 감동을 다시 한번 경험해 보시는 것은 어떨까요?</w:t>
+        <w:t>이 음반을 통해 한 여인의 영혼이 토해낸 불멸의 샹송이 턴테이블의 따스한 울림 속에서 전해주는 감동을 다시 한번 경험해 보시는 것은 어떨까요?</w:t>
       </w:r>
     </w:p>
     <w:sectPr>
